--- a/cblm-builder/templates/40_lets_exercise.docx
+++ b/cblm-builder/templates/40_lets_exercise.docx
@@ -107,14 +107,7 @@
         <w:rPr>
           <w:rFonts w:ascii="Bookman Old Style" w:hAnsi="Bookman Old Style"/>
         </w:rPr>
-        <w:t>{{</w:t>
-      </w:r>
-      <w:proofErr w:type="spellStart"/>
-      <w:r>
-        <w:rPr>
-          <w:rFonts w:ascii="Bookman Old Style" w:hAnsi="Bookman Old Style"/>
-        </w:rPr>
-        <w:t>Contents</w:t>
+        <w:t>{{Contents</w:t>
       </w:r>
       <w:r>
         <w:rPr>
@@ -132,14 +125,7 @@
         <w:rPr>
           <w:rFonts w:ascii="Bookman Old Style" w:hAnsi="Bookman Old Style"/>
         </w:rPr>
-        <w:t>_LE_MC_Answer</w:t>
-      </w:r>
-      <w:proofErr w:type="spellEnd"/>
-      <w:r>
-        <w:rPr>
-          <w:rFonts w:ascii="Bookman Old Style" w:hAnsi="Bookman Old Style"/>
-        </w:rPr>
-        <w:t>}}</w:t>
+        <w:t>_LE_MC_Answer}}</w:t>
       </w:r>
     </w:p>
     <w:p>
@@ -150,14 +136,6 @@
           <w:bCs/>
         </w:rPr>
       </w:pPr>
-      <w:r>
-        <w:rPr>
-          <w:rFonts w:ascii="Bookman Old Style" w:hAnsi="Bookman Old Style"/>
-          <w:b/>
-          <w:bCs/>
-        </w:rPr>
-        <w:br w:type="page"/>
-      </w:r>
     </w:p>
     <w:sectPr>
       <w:footerReference w:type="default" r:id="rId8"/>
@@ -317,25 +295,7 @@
               <w:b/>
               <w:bCs/>
             </w:rPr>
-            <w:t>{{</w:t>
-          </w:r>
-          <w:proofErr w:type="spellStart"/>
-          <w:r>
-            <w:rPr>
-              <w:rFonts w:ascii="Bookman Old Style" w:hAnsi="Bookman Old Style"/>
-              <w:b/>
-              <w:bCs/>
-            </w:rPr>
-            <w:t>qualification_title</w:t>
-          </w:r>
-          <w:proofErr w:type="spellEnd"/>
-          <w:r>
-            <w:rPr>
-              <w:rFonts w:ascii="Bookman Old Style" w:hAnsi="Bookman Old Style"/>
-              <w:b/>
-              <w:bCs/>
-            </w:rPr>
-            <w:t>}}</w:t>
+            <w:t>{{qualification_title}}</w:t>
           </w:r>
         </w:p>
       </w:tc>
@@ -520,19 +480,11 @@
               <w:rFonts w:ascii="Bookman Old Style" w:hAnsi="Bookman Old Style"/>
             </w:rPr>
           </w:pPr>
-          <w:proofErr w:type="spellStart"/>
           <w:r>
             <w:rPr>
               <w:rFonts w:ascii="Bookman Old Style" w:hAnsi="Bookman Old Style"/>
             </w:rPr>
-            <w:t>Richwell</w:t>
-          </w:r>
-          <w:proofErr w:type="spellEnd"/>
-          <w:r>
-            <w:rPr>
-              <w:rFonts w:ascii="Bookman Old Style" w:hAnsi="Bookman Old Style"/>
-            </w:rPr>
-            <w:t xml:space="preserve"> Colleges Incorporated</w:t>
+            <w:t>Richwell Colleges Incorporated</w:t>
           </w:r>
         </w:p>
       </w:tc>
